--- a/journal/highlights_v86_en_JIK.docx
+++ b/journal/highlights_v86_en_JIK.docx
@@ -32,7 +32,7 @@
         </w:numPr>
       </w:pPr>
       <w:r>
-        <w:t xml:space="preserve">Inventions integrating bonding and fabrication knowledge formed the largest group</w:t>
+        <w:t xml:space="preserve">Nearly half of the applications integrated bonding and fabrication knowledge</w:t>
       </w:r>
     </w:p>
     <w:p>
@@ -68,7 +68,7 @@
         </w:numPr>
       </w:pPr>
       <w:r>
-        <w:t xml:space="preserve">As the core design matured, integration moved from the core to peripheral processes</w:t>
+        <w:t xml:space="preserve">As the core design became entrenched, integration shifted to peripheral processes</w:t>
       </w:r>
     </w:p>
     <w:bookmarkEnd w:id="9"/>
